--- a/软件工程/校园快递收发系统/设计图/设计图集.docx
+++ b/软件工程/校园快递收发系统/设计图/设计图集.docx
@@ -31,7 +31,7 @@
         <w:spacing w:before="240"/>
       </w:pPr>
       <w:r>
-        <w:t>本文件包含 5 张设计图：业务流程图、模块结构图、两张程序流程图、数据库 E-R 图。图片来自 设计图 目录，原图为 PNG，可按需放大查看。</w:t>
+        <w:t>本文件包含 5 张设计图：业务流程图、模块结构图、两张程序流程图、数据库 E-R 图。图片由 设计图/gen_diagrams.py 生成，可重新运行脚本复现。</w:t>
       </w:r>
     </w:p>
     <w:p>
@@ -167,7 +167,7 @@
         <w:rPr>
           <w:sz w:val="18"/>
         </w:rPr>
-        <w:t>说明：后端按业务拆分为 6 个模块，共 39 个接口。</w:t>
+        <w:t>说明：后端按业务拆分为 6 个模块。</w:t>
       </w:r>
     </w:p>
     <w:p>
